--- a/MITCHELL, Teelon (Structured Background History Interview)_February 17, 2026 - 2026_02_17 04_47_PM EST - Notes by Gemini.docx
+++ b/MITCHELL, Teelon (Structured Background History Interview)_February 17, 2026 - 2026_02_17 04_47_PM EST - Notes by Gemini.docx
@@ -231,7 +231,7 @@
         <w:b w:val="0"/>
         <w:sz w:val="18"/>
       </w:rPr>
-      <w:t>February 17, 2026; 16:47 EST</w:t>
+      <w:t>February 17, 2026; 04:47 PM</w:t>
     </w:r>
   </w:p>
   <w:p>
